--- a/docs/ISO27001/ZAZ-17-01_Prezkoumani_vedenim.docx
+++ b/docs/ISO27001/ZAZ-17-01_Prezkoumani_vedenim.docx
@@ -910,7 +910,7 @@
           <w:sz w:val="20"/>
           <w:szCs w:val="20"/>
         </w:rPr>
-        <w:t xml:space="preserve"> dle DOC-17 (kap. 9.3) — vedení ověřuje trvalou vhodnost, přiměřenost a účinnost systému. Provádí se nejméně 1× ročně a při významné změně. Přezkoumání vede jednatel (Marti).</w:t>
+        <w:t xml:space="preserve"> dle DOC-17 (kap. 9.3) — vedení ověřuje trvalou vhodnost, přiměřenost a účinnost systému. Provádí se nejméně 1× ročně a při významné změně. Přezkoumání vede jednatel (Marti Pašek).</w:t>
       </w:r>
     </w:p>
     <w:p>
